--- a/website/IU_Digital_Campus_System_Documentation.docx
+++ b/website/IU_Digital_Campus_System_Documentation.docx
@@ -53,12 +53,6 @@
         <w:gridCol w:w="9360"/>
       </w:tblGrid>
       <w:tr>
-        <w:tblPrEx>
-          <w:tblCellMar>
-            <w:top w:w="0" w:type="dxa"/>
-            <w:bottom w:w="0" w:type="dxa"/>
-          </w:tblCellMar>
-        </w:tblPrEx>
         <w:tc>
           <w:tcPr>
             <w:tcW w:w="0" w:type="auto"/>
@@ -137,12 +131,6 @@
         <w:gridCol w:w="4680"/>
       </w:tblGrid>
       <w:tr>
-        <w:tblPrEx>
-          <w:tblCellMar>
-            <w:top w:w="0" w:type="dxa"/>
-            <w:bottom w:w="0" w:type="dxa"/>
-          </w:tblCellMar>
-        </w:tblPrEx>
         <w:tc>
           <w:tcPr>
             <w:tcW w:w="4680" w:type="dxa"/>
@@ -224,12 +212,6 @@
         </w:tc>
       </w:tr>
       <w:tr>
-        <w:tblPrEx>
-          <w:tblCellMar>
-            <w:top w:w="0" w:type="dxa"/>
-            <w:bottom w:w="0" w:type="dxa"/>
-          </w:tblCellMar>
-        </w:tblPrEx>
         <w:tc>
           <w:tcPr>
             <w:tcW w:w="4680" w:type="dxa"/>
@@ -317,12 +299,6 @@
         <w:gridCol w:w="9360"/>
       </w:tblGrid>
       <w:tr>
-        <w:tblPrEx>
-          <w:tblCellMar>
-            <w:top w:w="0" w:type="dxa"/>
-            <w:bottom w:w="0" w:type="dxa"/>
-          </w:tblCellMar>
-        </w:tblPrEx>
         <w:tc>
           <w:tcPr>
             <w:tcW w:w="0" w:type="auto"/>
@@ -381,7 +357,19 @@
         <w:rPr>
           <w:color w:val="4A5568"/>
         </w:rPr>
-        <w:t xml:space="preserve"> their administrative processes, improve the student experience, and deliver quality education beyond the physical classroom. Fragmented systems, manual workflows, and the absence of a unified digital presence are no longer competitive — they are institutional liabilities.</w:t>
+        <w:t xml:space="preserve"> their administrative processes, improve </w:t>
+      </w:r>
+      <w:r>
+        <w:rPr>
+          <w:color w:val="4A5568"/>
+        </w:rPr>
+        <w:t>student</w:t>
+      </w:r>
+      <w:r>
+        <w:rPr>
+          <w:color w:val="4A5568"/>
+        </w:rPr>
+        <w:t xml:space="preserve"> experience, and deliver quality education beyond the physical classroom. Fragmented systems, manual workflows, and the absence of a unified digital presence are no longer competitive — they are institutional liabilities.</w:t>
       </w:r>
     </w:p>
     <w:p>
@@ -426,8 +414,13 @@
         <w:pStyle w:val="Heading2"/>
       </w:pPr>
       <w:r>
-        <w:t>System at a Glance</w:t>
-      </w:r>
+        <w:t xml:space="preserve">System </w:t>
+      </w:r>
+      <w:proofErr w:type="gramStart"/>
+      <w:r>
+        <w:t>at a Glance</w:t>
+      </w:r>
+      <w:proofErr w:type="gramEnd"/>
     </w:p>
     <w:tbl>
       <w:tblPr>
@@ -452,12 +445,6 @@
         <w:gridCol w:w="3120"/>
       </w:tblGrid>
       <w:tr>
-        <w:tblPrEx>
-          <w:tblCellMar>
-            <w:top w:w="0" w:type="dxa"/>
-            <w:bottom w:w="0" w:type="dxa"/>
-          </w:tblCellMar>
-        </w:tblPrEx>
         <w:tc>
           <w:tcPr>
             <w:tcW w:w="3120" w:type="dxa"/>
@@ -550,12 +537,6 @@
         </w:tc>
       </w:tr>
       <w:tr>
-        <w:tblPrEx>
-          <w:tblCellMar>
-            <w:top w:w="0" w:type="dxa"/>
-            <w:bottom w:w="0" w:type="dxa"/>
-          </w:tblCellMar>
-        </w:tblPrEx>
         <w:tc>
           <w:tcPr>
             <w:tcW w:w="3120" w:type="dxa"/>
@@ -642,12 +623,6 @@
         </w:tc>
       </w:tr>
       <w:tr>
-        <w:tblPrEx>
-          <w:tblCellMar>
-            <w:top w:w="0" w:type="dxa"/>
-            <w:bottom w:w="0" w:type="dxa"/>
-          </w:tblCellMar>
-        </w:tblPrEx>
         <w:tc>
           <w:tcPr>
             <w:tcW w:w="3120" w:type="dxa"/>
@@ -734,12 +709,6 @@
         </w:tc>
       </w:tr>
       <w:tr>
-        <w:tblPrEx>
-          <w:tblCellMar>
-            <w:top w:w="0" w:type="dxa"/>
-            <w:bottom w:w="0" w:type="dxa"/>
-          </w:tblCellMar>
-        </w:tblPrEx>
         <w:tc>
           <w:tcPr>
             <w:tcW w:w="3120" w:type="dxa"/>
@@ -852,12 +821,6 @@
         <w:gridCol w:w="9360"/>
       </w:tblGrid>
       <w:tr>
-        <w:tblPrEx>
-          <w:tblCellMar>
-            <w:top w:w="0" w:type="dxa"/>
-            <w:bottom w:w="0" w:type="dxa"/>
-          </w:tblCellMar>
-        </w:tblPrEx>
         <w:tc>
           <w:tcPr>
             <w:tcW w:w="0" w:type="auto"/>
@@ -948,12 +911,6 @@
         <w:gridCol w:w="9360"/>
       </w:tblGrid>
       <w:tr>
-        <w:tblPrEx>
-          <w:tblCellMar>
-            <w:top w:w="0" w:type="dxa"/>
-            <w:bottom w:w="0" w:type="dxa"/>
-          </w:tblCellMar>
-        </w:tblPrEx>
         <w:tc>
           <w:tcPr>
             <w:tcW w:w="0" w:type="auto"/>
@@ -1134,12 +1091,6 @@
         <w:gridCol w:w="9360"/>
       </w:tblGrid>
       <w:tr>
-        <w:tblPrEx>
-          <w:tblCellMar>
-            <w:top w:w="0" w:type="dxa"/>
-            <w:bottom w:w="0" w:type="dxa"/>
-          </w:tblCellMar>
-        </w:tblPrEx>
         <w:tc>
           <w:tcPr>
             <w:tcW w:w="0" w:type="auto"/>
@@ -1207,7 +1158,19 @@
         <w:rPr>
           <w:color w:val="4A5568"/>
         </w:rPr>
-        <w:t xml:space="preserve">Traditional lecture-based teaching, while valuable, places enormous constraints on learning. Students who fall ill, face travel challenges, or have family obligations miss content they cannot recover without significant effort. Lecturers have no structured mechanism to share </w:t>
+        <w:t xml:space="preserve">Traditional lecture-based teaching, while valuable, places enormous constraints on learning. Students who fall ill, face travel challenges, or have family </w:t>
+      </w:r>
+      <w:r>
+        <w:rPr>
+          <w:color w:val="4A5568"/>
+        </w:rPr>
+        <w:t>obligations,</w:t>
+      </w:r>
+      <w:r>
+        <w:rPr>
+          <w:color w:val="4A5568"/>
+        </w:rPr>
+        <w:t xml:space="preserve"> miss content they cannot recover without significant effort. Lecturers have no structured mechanism to share </w:t>
       </w:r>
       <w:r>
         <w:rPr>
@@ -1312,12 +1275,6 @@
         <w:gridCol w:w="9360"/>
       </w:tblGrid>
       <w:tr>
-        <w:tblPrEx>
-          <w:tblCellMar>
-            <w:top w:w="0" w:type="dxa"/>
-            <w:bottom w:w="0" w:type="dxa"/>
-          </w:tblCellMar>
-        </w:tblPrEx>
         <w:tc>
           <w:tcPr>
             <w:tcW w:w="0" w:type="auto"/>
@@ -1483,12 +1440,6 @@
         <w:gridCol w:w="9360"/>
       </w:tblGrid>
       <w:tr>
-        <w:tblPrEx>
-          <w:tblCellMar>
-            <w:top w:w="0" w:type="dxa"/>
-            <w:bottom w:w="0" w:type="dxa"/>
-          </w:tblCellMar>
-        </w:tblPrEx>
         <w:tc>
           <w:tcPr>
             <w:tcW w:w="0" w:type="auto"/>
@@ -1630,7 +1581,21 @@
         <w:rPr>
           <w:color w:val="4A5568"/>
         </w:rPr>
-        <w:t>Missed assignment deadlines due to unclear communication lead to disputes and appeals.</w:t>
+        <w:t xml:space="preserve">Missed assignment deadlines due to unclear communication </w:t>
+      </w:r>
+      <w:proofErr w:type="gramStart"/>
+      <w:r>
+        <w:rPr>
+          <w:color w:val="4A5568"/>
+        </w:rPr>
+        <w:t>lead</w:t>
+      </w:r>
+      <w:proofErr w:type="gramEnd"/>
+      <w:r>
+        <w:rPr>
+          <w:color w:val="4A5568"/>
+        </w:rPr>
+        <w:t xml:space="preserve"> to disputes and appeals.</w:t>
       </w:r>
     </w:p>
     <w:p>
@@ -1780,12 +1745,6 @@
         <w:gridCol w:w="9360"/>
       </w:tblGrid>
       <w:tr>
-        <w:tblPrEx>
-          <w:tblCellMar>
-            <w:top w:w="0" w:type="dxa"/>
-            <w:bottom w:w="0" w:type="dxa"/>
-          </w:tblCellMar>
-        </w:tblPrEx>
         <w:tc>
           <w:tcPr>
             <w:tcW w:w="0" w:type="auto"/>
@@ -1870,12 +1829,6 @@
         <w:gridCol w:w="6120"/>
       </w:tblGrid>
       <w:tr>
-        <w:tblPrEx>
-          <w:tblCellMar>
-            <w:top w:w="0" w:type="dxa"/>
-            <w:bottom w:w="0" w:type="dxa"/>
-          </w:tblCellMar>
-        </w:tblPrEx>
         <w:tc>
           <w:tcPr>
             <w:tcW w:w="3240" w:type="dxa"/>
@@ -1938,12 +1891,6 @@
         </w:tc>
       </w:tr>
       <w:tr>
-        <w:tblPrEx>
-          <w:tblCellMar>
-            <w:top w:w="0" w:type="dxa"/>
-            <w:bottom w:w="0" w:type="dxa"/>
-          </w:tblCellMar>
-        </w:tblPrEx>
         <w:tc>
           <w:tcPr>
             <w:tcW w:w="3240" w:type="dxa"/>
@@ -2004,12 +1951,6 @@
         </w:tc>
       </w:tr>
       <w:tr>
-        <w:tblPrEx>
-          <w:tblCellMar>
-            <w:top w:w="0" w:type="dxa"/>
-            <w:bottom w:w="0" w:type="dxa"/>
-          </w:tblCellMar>
-        </w:tblPrEx>
         <w:tc>
           <w:tcPr>
             <w:tcW w:w="3240" w:type="dxa"/>
@@ -2086,12 +2027,6 @@
         </w:tc>
       </w:tr>
       <w:tr>
-        <w:tblPrEx>
-          <w:tblCellMar>
-            <w:top w:w="0" w:type="dxa"/>
-            <w:bottom w:w="0" w:type="dxa"/>
-          </w:tblCellMar>
-        </w:tblPrEx>
         <w:tc>
           <w:tcPr>
             <w:tcW w:w="3240" w:type="dxa"/>
@@ -2152,12 +2087,6 @@
         </w:tc>
       </w:tr>
       <w:tr>
-        <w:tblPrEx>
-          <w:tblCellMar>
-            <w:top w:w="0" w:type="dxa"/>
-            <w:bottom w:w="0" w:type="dxa"/>
-          </w:tblCellMar>
-        </w:tblPrEx>
         <w:tc>
           <w:tcPr>
             <w:tcW w:w="3240" w:type="dxa"/>
@@ -2218,12 +2147,6 @@
         </w:tc>
       </w:tr>
       <w:tr>
-        <w:tblPrEx>
-          <w:tblCellMar>
-            <w:top w:w="0" w:type="dxa"/>
-            <w:bottom w:w="0" w:type="dxa"/>
-          </w:tblCellMar>
-        </w:tblPrEx>
         <w:tc>
           <w:tcPr>
             <w:tcW w:w="3240" w:type="dxa"/>
@@ -2316,12 +2239,6 @@
         </w:tc>
       </w:tr>
       <w:tr>
-        <w:tblPrEx>
-          <w:tblCellMar>
-            <w:top w:w="0" w:type="dxa"/>
-            <w:bottom w:w="0" w:type="dxa"/>
-          </w:tblCellMar>
-        </w:tblPrEx>
         <w:tc>
           <w:tcPr>
             <w:tcW w:w="3240" w:type="dxa"/>
@@ -2376,26 +2293,12 @@
                 <w:sz w:val="21"/>
                 <w:szCs w:val="21"/>
               </w:rPr>
-              <w:t>Optimized</w:t>
-            </w:r>
-            <w:r>
-              <w:rPr>
-                <w:color w:val="4A5568"/>
-                <w:sz w:val="21"/>
-                <w:szCs w:val="21"/>
-              </w:rPr>
-              <w:t xml:space="preserve"> asset loading, CDN-served dependencies, and lightweight HTML ensure fast load times even on Uganda's 3G mobile networks.</w:t>
+              <w:t>Optimized asset loading, CDN-served dependencies, and lightweight HTML ensure fast load times even on Uganda's 3G mobile networks.</w:t>
             </w:r>
           </w:p>
         </w:tc>
       </w:tr>
       <w:tr>
-        <w:tblPrEx>
-          <w:tblCellMar>
-            <w:top w:w="0" w:type="dxa"/>
-            <w:bottom w:w="0" w:type="dxa"/>
-          </w:tblCellMar>
-        </w:tblPrEx>
         <w:tc>
           <w:tcPr>
             <w:tcW w:w="3240" w:type="dxa"/>
@@ -2456,12 +2359,6 @@
         </w:tc>
       </w:tr>
       <w:tr>
-        <w:tblPrEx>
-          <w:tblCellMar>
-            <w:top w:w="0" w:type="dxa"/>
-            <w:bottom w:w="0" w:type="dxa"/>
-          </w:tblCellMar>
-        </w:tblPrEx>
         <w:tc>
           <w:tcPr>
             <w:tcW w:w="3240" w:type="dxa"/>
@@ -2674,12 +2571,6 @@
         <w:gridCol w:w="9360"/>
       </w:tblGrid>
       <w:tr>
-        <w:tblPrEx>
-          <w:tblCellMar>
-            <w:top w:w="0" w:type="dxa"/>
-            <w:bottom w:w="0" w:type="dxa"/>
-          </w:tblCellMar>
-        </w:tblPrEx>
         <w:tc>
           <w:tcPr>
             <w:tcW w:w="0" w:type="auto"/>
@@ -2744,7 +2635,7 @@
                 <w:sz w:val="21"/>
                 <w:szCs w:val="21"/>
               </w:rPr>
-              <w:t>general public</w:t>
+              <w:t>public</w:t>
             </w:r>
             <w:r>
               <w:rPr>
@@ -2800,12 +2691,6 @@
         <w:gridCol w:w="9360"/>
       </w:tblGrid>
       <w:tr>
-        <w:tblPrEx>
-          <w:tblCellMar>
-            <w:top w:w="0" w:type="dxa"/>
-            <w:bottom w:w="0" w:type="dxa"/>
-          </w:tblCellMar>
-        </w:tblPrEx>
         <w:tc>
           <w:tcPr>
             <w:tcW w:w="0" w:type="auto"/>
@@ -2894,12 +2779,6 @@
         <w:gridCol w:w="9360"/>
       </w:tblGrid>
       <w:tr>
-        <w:tblPrEx>
-          <w:tblCellMar>
-            <w:top w:w="0" w:type="dxa"/>
-            <w:bottom w:w="0" w:type="dxa"/>
-          </w:tblCellMar>
-        </w:tblPrEx>
         <w:tc>
           <w:tcPr>
             <w:tcW w:w="0" w:type="auto"/>
@@ -2998,12 +2877,6 @@
         <w:gridCol w:w="9360"/>
       </w:tblGrid>
       <w:tr>
-        <w:tblPrEx>
-          <w:tblCellMar>
-            <w:top w:w="0" w:type="dxa"/>
-            <w:bottom w:w="0" w:type="dxa"/>
-          </w:tblCellMar>
-        </w:tblPrEx>
         <w:tc>
           <w:tcPr>
             <w:tcW w:w="0" w:type="auto"/>
@@ -3111,12 +2984,6 @@
         <w:gridCol w:w="9360"/>
       </w:tblGrid>
       <w:tr>
-        <w:tblPrEx>
-          <w:tblCellMar>
-            <w:top w:w="0" w:type="dxa"/>
-            <w:bottom w:w="0" w:type="dxa"/>
-          </w:tblCellMar>
-        </w:tblPrEx>
         <w:tc>
           <w:tcPr>
             <w:tcW w:w="0" w:type="auto"/>
@@ -3261,12 +3128,6 @@
         <w:gridCol w:w="9360"/>
       </w:tblGrid>
       <w:tr>
-        <w:tblPrEx>
-          <w:tblCellMar>
-            <w:top w:w="0" w:type="dxa"/>
-            <w:bottom w:w="0" w:type="dxa"/>
-          </w:tblCellMar>
-        </w:tblPrEx>
         <w:tc>
           <w:tcPr>
             <w:tcW w:w="0" w:type="auto"/>
@@ -3439,12 +3300,6 @@
         <w:gridCol w:w="9360"/>
       </w:tblGrid>
       <w:tr>
-        <w:tblPrEx>
-          <w:tblCellMar>
-            <w:top w:w="0" w:type="dxa"/>
-            <w:bottom w:w="0" w:type="dxa"/>
-          </w:tblCellMar>
-        </w:tblPrEx>
         <w:tc>
           <w:tcPr>
             <w:tcW w:w="0" w:type="auto"/>
@@ -3640,12 +3495,6 @@
         <w:gridCol w:w="3120"/>
       </w:tblGrid>
       <w:tr>
-        <w:tblPrEx>
-          <w:tblCellMar>
-            <w:top w:w="0" w:type="dxa"/>
-            <w:bottom w:w="0" w:type="dxa"/>
-          </w:tblCellMar>
-        </w:tblPrEx>
         <w:tc>
           <w:tcPr>
             <w:tcW w:w="3120" w:type="dxa"/>
@@ -3738,12 +3587,6 @@
         </w:tc>
       </w:tr>
       <w:tr>
-        <w:tblPrEx>
-          <w:tblCellMar>
-            <w:top w:w="0" w:type="dxa"/>
-            <w:bottom w:w="0" w:type="dxa"/>
-          </w:tblCellMar>
-        </w:tblPrEx>
         <w:tc>
           <w:tcPr>
             <w:tcW w:w="3120" w:type="dxa"/>
@@ -3830,12 +3673,6 @@
         </w:tc>
       </w:tr>
       <w:tr>
-        <w:tblPrEx>
-          <w:tblCellMar>
-            <w:top w:w="0" w:type="dxa"/>
-            <w:bottom w:w="0" w:type="dxa"/>
-          </w:tblCellMar>
-        </w:tblPrEx>
         <w:tc>
           <w:tcPr>
             <w:tcW w:w="3120" w:type="dxa"/>
@@ -3922,12 +3759,6 @@
         </w:tc>
       </w:tr>
       <w:tr>
-        <w:tblPrEx>
-          <w:tblCellMar>
-            <w:top w:w="0" w:type="dxa"/>
-            <w:bottom w:w="0" w:type="dxa"/>
-          </w:tblCellMar>
-        </w:tblPrEx>
         <w:tc>
           <w:tcPr>
             <w:tcW w:w="3120" w:type="dxa"/>
@@ -4064,12 +3895,6 @@
         <w:gridCol w:w="9360"/>
       </w:tblGrid>
       <w:tr>
-        <w:tblPrEx>
-          <w:tblCellMar>
-            <w:top w:w="0" w:type="dxa"/>
-            <w:bottom w:w="0" w:type="dxa"/>
-          </w:tblCellMar>
-        </w:tblPrEx>
         <w:tc>
           <w:tcPr>
             <w:tcW w:w="0" w:type="auto"/>
@@ -4214,12 +4039,6 @@
         <w:gridCol w:w="9360"/>
       </w:tblGrid>
       <w:tr>
-        <w:tblPrEx>
-          <w:tblCellMar>
-            <w:top w:w="0" w:type="dxa"/>
-            <w:bottom w:w="0" w:type="dxa"/>
-          </w:tblCellMar>
-        </w:tblPrEx>
         <w:tc>
           <w:tcPr>
             <w:tcW w:w="0" w:type="auto"/>
@@ -4609,12 +4428,6 @@
         <w:gridCol w:w="9360"/>
       </w:tblGrid>
       <w:tr>
-        <w:tblPrEx>
-          <w:tblCellMar>
-            <w:top w:w="0" w:type="dxa"/>
-            <w:bottom w:w="0" w:type="dxa"/>
-          </w:tblCellMar>
-        </w:tblPrEx>
         <w:tc>
           <w:tcPr>
             <w:tcW w:w="0" w:type="auto"/>
@@ -4711,12 +4524,6 @@
         <w:gridCol w:w="9360"/>
       </w:tblGrid>
       <w:tr>
-        <w:tblPrEx>
-          <w:tblCellMar>
-            <w:top w:w="0" w:type="dxa"/>
-            <w:bottom w:w="0" w:type="dxa"/>
-          </w:tblCellMar>
-        </w:tblPrEx>
         <w:tc>
           <w:tcPr>
             <w:tcW w:w="0" w:type="auto"/>
@@ -4808,7 +4615,21 @@
         <w:rPr>
           <w:color w:val="4A5568"/>
         </w:rPr>
-        <w:t>-coded progress bars (green for advanced completion, accent orange for mid-progress, blue for early-stage) provides instant engagement feedback.</w:t>
+        <w:t xml:space="preserve">-coded progress bars (green for advanced completion, accent orange for mid-progress, blue for </w:t>
+      </w:r>
+      <w:proofErr w:type="gramStart"/>
+      <w:r>
+        <w:rPr>
+          <w:color w:val="4A5568"/>
+        </w:rPr>
+        <w:t>early-stage</w:t>
+      </w:r>
+      <w:proofErr w:type="gramEnd"/>
+      <w:r>
+        <w:rPr>
+          <w:color w:val="4A5568"/>
+        </w:rPr>
+        <w:t>) provides instant engagement feedback.</w:t>
       </w:r>
     </w:p>
     <w:p>
@@ -4868,12 +4689,6 @@
         <w:gridCol w:w="9360"/>
       </w:tblGrid>
       <w:tr>
-        <w:tblPrEx>
-          <w:tblCellMar>
-            <w:top w:w="0" w:type="dxa"/>
-            <w:bottom w:w="0" w:type="dxa"/>
-          </w:tblCellMar>
-        </w:tblPrEx>
         <w:tc>
           <w:tcPr>
             <w:tcW w:w="0" w:type="auto"/>
@@ -5111,12 +4926,6 @@
         <w:gridCol w:w="9360"/>
       </w:tblGrid>
       <w:tr>
-        <w:tblPrEx>
-          <w:tblCellMar>
-            <w:top w:w="0" w:type="dxa"/>
-            <w:bottom w:w="0" w:type="dxa"/>
-          </w:tblCellMar>
-        </w:tblPrEx>
         <w:tc>
           <w:tcPr>
             <w:tcW w:w="0" w:type="auto"/>
@@ -5206,12 +5015,6 @@
         <w:gridCol w:w="3120"/>
       </w:tblGrid>
       <w:tr>
-        <w:tblPrEx>
-          <w:tblCellMar>
-            <w:top w:w="0" w:type="dxa"/>
-            <w:bottom w:w="0" w:type="dxa"/>
-          </w:tblCellMar>
-        </w:tblPrEx>
         <w:tc>
           <w:tcPr>
             <w:tcW w:w="3120" w:type="dxa"/>
@@ -5304,12 +5107,6 @@
         </w:tc>
       </w:tr>
       <w:tr>
-        <w:tblPrEx>
-          <w:tblCellMar>
-            <w:top w:w="0" w:type="dxa"/>
-            <w:bottom w:w="0" w:type="dxa"/>
-          </w:tblCellMar>
-        </w:tblPrEx>
         <w:tc>
           <w:tcPr>
             <w:tcW w:w="3120" w:type="dxa"/>
@@ -5396,12 +5193,6 @@
         </w:tc>
       </w:tr>
       <w:tr>
-        <w:tblPrEx>
-          <w:tblCellMar>
-            <w:top w:w="0" w:type="dxa"/>
-            <w:bottom w:w="0" w:type="dxa"/>
-          </w:tblCellMar>
-        </w:tblPrEx>
         <w:tc>
           <w:tcPr>
             <w:tcW w:w="3120" w:type="dxa"/>
@@ -5488,12 +5279,6 @@
         </w:tc>
       </w:tr>
       <w:tr>
-        <w:tblPrEx>
-          <w:tblCellMar>
-            <w:top w:w="0" w:type="dxa"/>
-            <w:bottom w:w="0" w:type="dxa"/>
-          </w:tblCellMar>
-        </w:tblPrEx>
         <w:tc>
           <w:tcPr>
             <w:tcW w:w="3120" w:type="dxa"/>
@@ -5580,12 +5365,6 @@
         </w:tc>
       </w:tr>
       <w:tr>
-        <w:tblPrEx>
-          <w:tblCellMar>
-            <w:top w:w="0" w:type="dxa"/>
-            <w:bottom w:w="0" w:type="dxa"/>
-          </w:tblCellMar>
-        </w:tblPrEx>
         <w:tc>
           <w:tcPr>
             <w:tcW w:w="3120" w:type="dxa"/>
@@ -5672,12 +5451,6 @@
         </w:tc>
       </w:tr>
       <w:tr>
-        <w:tblPrEx>
-          <w:tblCellMar>
-            <w:top w:w="0" w:type="dxa"/>
-            <w:bottom w:w="0" w:type="dxa"/>
-          </w:tblCellMar>
-        </w:tblPrEx>
         <w:tc>
           <w:tcPr>
             <w:tcW w:w="3120" w:type="dxa"/>
@@ -5764,12 +5537,6 @@
         </w:tc>
       </w:tr>
       <w:tr>
-        <w:tblPrEx>
-          <w:tblCellMar>
-            <w:top w:w="0" w:type="dxa"/>
-            <w:bottom w:w="0" w:type="dxa"/>
-          </w:tblCellMar>
-        </w:tblPrEx>
         <w:tc>
           <w:tcPr>
             <w:tcW w:w="3120" w:type="dxa"/>
@@ -5856,12 +5623,6 @@
         </w:tc>
       </w:tr>
       <w:tr>
-        <w:tblPrEx>
-          <w:tblCellMar>
-            <w:top w:w="0" w:type="dxa"/>
-            <w:bottom w:w="0" w:type="dxa"/>
-          </w:tblCellMar>
-        </w:tblPrEx>
         <w:tc>
           <w:tcPr>
             <w:tcW w:w="3120" w:type="dxa"/>
@@ -5948,12 +5709,6 @@
         </w:tc>
       </w:tr>
       <w:tr>
-        <w:tblPrEx>
-          <w:tblCellMar>
-            <w:top w:w="0" w:type="dxa"/>
-            <w:bottom w:w="0" w:type="dxa"/>
-          </w:tblCellMar>
-        </w:tblPrEx>
         <w:tc>
           <w:tcPr>
             <w:tcW w:w="3120" w:type="dxa"/>
@@ -6040,12 +5795,6 @@
         </w:tc>
       </w:tr>
       <w:tr>
-        <w:tblPrEx>
-          <w:tblCellMar>
-            <w:top w:w="0" w:type="dxa"/>
-            <w:bottom w:w="0" w:type="dxa"/>
-          </w:tblCellMar>
-        </w:tblPrEx>
         <w:tc>
           <w:tcPr>
             <w:tcW w:w="3120" w:type="dxa"/>
@@ -6132,12 +5881,6 @@
         </w:tc>
       </w:tr>
       <w:tr>
-        <w:tblPrEx>
-          <w:tblCellMar>
-            <w:top w:w="0" w:type="dxa"/>
-            <w:bottom w:w="0" w:type="dxa"/>
-          </w:tblCellMar>
-        </w:tblPrEx>
         <w:tc>
           <w:tcPr>
             <w:tcW w:w="3120" w:type="dxa"/>
@@ -6232,12 +5975,6 @@
         </w:tc>
       </w:tr>
       <w:tr>
-        <w:tblPrEx>
-          <w:tblCellMar>
-            <w:top w:w="0" w:type="dxa"/>
-            <w:bottom w:w="0" w:type="dxa"/>
-          </w:tblCellMar>
-        </w:tblPrEx>
         <w:tc>
           <w:tcPr>
             <w:tcW w:w="3120" w:type="dxa"/>
@@ -6325,12 +6062,6 @@
         </w:tc>
       </w:tr>
       <w:tr>
-        <w:tblPrEx>
-          <w:tblCellMar>
-            <w:top w:w="0" w:type="dxa"/>
-            <w:bottom w:w="0" w:type="dxa"/>
-          </w:tblCellMar>
-        </w:tblPrEx>
         <w:tc>
           <w:tcPr>
             <w:tcW w:w="3120" w:type="dxa"/>
@@ -6485,12 +6216,6 @@
         <w:gridCol w:w="2340"/>
       </w:tblGrid>
       <w:tr>
-        <w:tblPrEx>
-          <w:tblCellMar>
-            <w:top w:w="0" w:type="dxa"/>
-            <w:bottom w:w="0" w:type="dxa"/>
-          </w:tblCellMar>
-        </w:tblPrEx>
         <w:tc>
           <w:tcPr>
             <w:tcW w:w="4680" w:type="dxa"/>
@@ -6589,12 +6314,6 @@
         </w:tc>
       </w:tr>
       <w:tr>
-        <w:tblPrEx>
-          <w:tblCellMar>
-            <w:top w:w="0" w:type="dxa"/>
-            <w:bottom w:w="0" w:type="dxa"/>
-          </w:tblCellMar>
-        </w:tblPrEx>
         <w:tc>
           <w:tcPr>
             <w:tcW w:w="4680" w:type="dxa"/>
@@ -6689,12 +6408,6 @@
         </w:tc>
       </w:tr>
       <w:tr>
-        <w:tblPrEx>
-          <w:tblCellMar>
-            <w:top w:w="0" w:type="dxa"/>
-            <w:bottom w:w="0" w:type="dxa"/>
-          </w:tblCellMar>
-        </w:tblPrEx>
         <w:tc>
           <w:tcPr>
             <w:tcW w:w="4680" w:type="dxa"/>
@@ -6789,12 +6502,6 @@
         </w:tc>
       </w:tr>
       <w:tr>
-        <w:tblPrEx>
-          <w:tblCellMar>
-            <w:top w:w="0" w:type="dxa"/>
-            <w:bottom w:w="0" w:type="dxa"/>
-          </w:tblCellMar>
-        </w:tblPrEx>
         <w:tc>
           <w:tcPr>
             <w:tcW w:w="4680" w:type="dxa"/>
@@ -6889,12 +6596,6 @@
         </w:tc>
       </w:tr>
       <w:tr>
-        <w:tblPrEx>
-          <w:tblCellMar>
-            <w:top w:w="0" w:type="dxa"/>
-            <w:bottom w:w="0" w:type="dxa"/>
-          </w:tblCellMar>
-        </w:tblPrEx>
         <w:tc>
           <w:tcPr>
             <w:tcW w:w="4680" w:type="dxa"/>
@@ -7015,12 +6716,6 @@
         <w:gridCol w:w="9360"/>
       </w:tblGrid>
       <w:tr>
-        <w:tblPrEx>
-          <w:tblCellMar>
-            <w:top w:w="0" w:type="dxa"/>
-            <w:bottom w:w="0" w:type="dxa"/>
-          </w:tblCellMar>
-        </w:tblPrEx>
         <w:tc>
           <w:tcPr>
             <w:tcW w:w="0" w:type="auto"/>
@@ -7265,7 +6960,21 @@
         <w:rPr>
           <w:color w:val="4A5568"/>
         </w:rPr>
-        <w:t>Data subject rights: students can access their personal data via the Portal at any time</w:t>
+        <w:t xml:space="preserve">Data subject rights: students can access their personal data via </w:t>
+      </w:r>
+      <w:proofErr w:type="gramStart"/>
+      <w:r>
+        <w:rPr>
+          <w:color w:val="4A5568"/>
+        </w:rPr>
+        <w:t>the Portal</w:t>
+      </w:r>
+      <w:proofErr w:type="gramEnd"/>
+      <w:r>
+        <w:rPr>
+          <w:color w:val="4A5568"/>
+        </w:rPr>
+        <w:t xml:space="preserve"> at any time</w:t>
       </w:r>
     </w:p>
     <w:p>
@@ -7460,12 +7169,6 @@
         <w:gridCol w:w="9360"/>
       </w:tblGrid>
       <w:tr>
-        <w:tblPrEx>
-          <w:tblCellMar>
-            <w:top w:w="0" w:type="dxa"/>
-            <w:bottom w:w="0" w:type="dxa"/>
-          </w:tblCellMar>
-        </w:tblPrEx>
         <w:tc>
           <w:tcPr>
             <w:tcW w:w="0" w:type="auto"/>
@@ -7554,12 +7257,6 @@
         <w:gridCol w:w="9360"/>
       </w:tblGrid>
       <w:tr>
-        <w:tblPrEx>
-          <w:tblCellMar>
-            <w:top w:w="0" w:type="dxa"/>
-            <w:bottom w:w="0" w:type="dxa"/>
-          </w:tblCellMar>
-        </w:tblPrEx>
         <w:tc>
           <w:tcPr>
             <w:tcW w:w="0" w:type="auto"/>
@@ -7650,12 +7347,6 @@
         <w:gridCol w:w="2760"/>
       </w:tblGrid>
       <w:tr>
-        <w:tblPrEx>
-          <w:tblCellMar>
-            <w:top w:w="0" w:type="dxa"/>
-            <w:bottom w:w="0" w:type="dxa"/>
-          </w:tblCellMar>
-        </w:tblPrEx>
         <w:tc>
           <w:tcPr>
             <w:tcW w:w="1560" w:type="dxa"/>
@@ -7778,12 +7469,6 @@
         </w:tc>
       </w:tr>
       <w:tr>
-        <w:tblPrEx>
-          <w:tblCellMar>
-            <w:top w:w="0" w:type="dxa"/>
-            <w:bottom w:w="0" w:type="dxa"/>
-          </w:tblCellMar>
-        </w:tblPrEx>
         <w:tc>
           <w:tcPr>
             <w:tcW w:w="1560" w:type="dxa"/>
@@ -7900,12 +7585,6 @@
         </w:tc>
       </w:tr>
       <w:tr>
-        <w:tblPrEx>
-          <w:tblCellMar>
-            <w:top w:w="0" w:type="dxa"/>
-            <w:bottom w:w="0" w:type="dxa"/>
-          </w:tblCellMar>
-        </w:tblPrEx>
         <w:tc>
           <w:tcPr>
             <w:tcW w:w="1560" w:type="dxa"/>
@@ -8022,12 +7701,6 @@
         </w:tc>
       </w:tr>
       <w:tr>
-        <w:tblPrEx>
-          <w:tblCellMar>
-            <w:top w:w="0" w:type="dxa"/>
-            <w:bottom w:w="0" w:type="dxa"/>
-          </w:tblCellMar>
-        </w:tblPrEx>
         <w:tc>
           <w:tcPr>
             <w:tcW w:w="1560" w:type="dxa"/>
@@ -8144,12 +7817,6 @@
         </w:tc>
       </w:tr>
       <w:tr>
-        <w:tblPrEx>
-          <w:tblCellMar>
-            <w:top w:w="0" w:type="dxa"/>
-            <w:bottom w:w="0" w:type="dxa"/>
-          </w:tblCellMar>
-        </w:tblPrEx>
         <w:tc>
           <w:tcPr>
             <w:tcW w:w="1560" w:type="dxa"/>
@@ -8474,12 +8141,6 @@
         <w:gridCol w:w="9360"/>
       </w:tblGrid>
       <w:tr>
-        <w:tblPrEx>
-          <w:tblCellMar>
-            <w:top w:w="0" w:type="dxa"/>
-            <w:bottom w:w="0" w:type="dxa"/>
-          </w:tblCellMar>
-        </w:tblPrEx>
         <w:tc>
           <w:tcPr>
             <w:tcW w:w="0" w:type="auto"/>
@@ -8557,12 +8218,6 @@
         <w:gridCol w:w="3120"/>
       </w:tblGrid>
       <w:tr>
-        <w:tblPrEx>
-          <w:tblCellMar>
-            <w:top w:w="0" w:type="dxa"/>
-            <w:bottom w:w="0" w:type="dxa"/>
-          </w:tblCellMar>
-        </w:tblPrEx>
         <w:tc>
           <w:tcPr>
             <w:tcW w:w="3120" w:type="dxa"/>
@@ -8655,12 +8310,6 @@
         </w:tc>
       </w:tr>
       <w:tr>
-        <w:tblPrEx>
-          <w:tblCellMar>
-            <w:top w:w="0" w:type="dxa"/>
-            <w:bottom w:w="0" w:type="dxa"/>
-          </w:tblCellMar>
-        </w:tblPrEx>
         <w:tc>
           <w:tcPr>
             <w:tcW w:w="3120" w:type="dxa"/>
@@ -8763,12 +8412,6 @@
         </w:tc>
       </w:tr>
       <w:tr>
-        <w:tblPrEx>
-          <w:tblCellMar>
-            <w:top w:w="0" w:type="dxa"/>
-            <w:bottom w:w="0" w:type="dxa"/>
-          </w:tblCellMar>
-        </w:tblPrEx>
         <w:tc>
           <w:tcPr>
             <w:tcW w:w="3120" w:type="dxa"/>
@@ -8849,26 +8492,12 @@
                 <w:sz w:val="21"/>
                 <w:szCs w:val="21"/>
               </w:rPr>
-              <w:t>Optimized</w:t>
-            </w:r>
-            <w:r>
-              <w:rPr>
-                <w:color w:val="4A5568"/>
-                <w:sz w:val="21"/>
-                <w:szCs w:val="21"/>
-              </w:rPr>
-              <w:t xml:space="preserve"> for East African 3G/4G mobile networks; lightweight asset loading</w:t>
+              <w:t>Optimized for East African 3G/4G mobile networks; lightweight asset loading</w:t>
             </w:r>
           </w:p>
         </w:tc>
       </w:tr>
       <w:tr>
-        <w:tblPrEx>
-          <w:tblCellMar>
-            <w:top w:w="0" w:type="dxa"/>
-            <w:bottom w:w="0" w:type="dxa"/>
-          </w:tblCellMar>
-        </w:tblPrEx>
         <w:tc>
           <w:tcPr>
             <w:tcW w:w="3120" w:type="dxa"/>
@@ -8955,12 +8584,6 @@
         </w:tc>
       </w:tr>
       <w:tr>
-        <w:tblPrEx>
-          <w:tblCellMar>
-            <w:top w:w="0" w:type="dxa"/>
-            <w:bottom w:w="0" w:type="dxa"/>
-          </w:tblCellMar>
-        </w:tblPrEx>
         <w:tc>
           <w:tcPr>
             <w:tcW w:w="3120" w:type="dxa"/>
@@ -8985,15 +8608,7 @@
                 <w:sz w:val="21"/>
                 <w:szCs w:val="21"/>
               </w:rPr>
-              <w:t>Customization</w:t>
-            </w:r>
-            <w:r>
-              <w:rPr>
-                <w:color w:val="4A5568"/>
-                <w:sz w:val="21"/>
-                <w:szCs w:val="21"/>
-              </w:rPr>
-              <w:t xml:space="preserve"> cost</w:t>
+              <w:t>Customization cost</w:t>
             </w:r>
           </w:p>
         </w:tc>
@@ -9055,12 +8670,6 @@
         </w:tc>
       </w:tr>
       <w:tr>
-        <w:tblPrEx>
-          <w:tblCellMar>
-            <w:top w:w="0" w:type="dxa"/>
-            <w:bottom w:w="0" w:type="dxa"/>
-          </w:tblCellMar>
-        </w:tblPrEx>
         <w:tc>
           <w:tcPr>
             <w:tcW w:w="3120" w:type="dxa"/>
@@ -9147,12 +8756,6 @@
         </w:tc>
       </w:tr>
       <w:tr>
-        <w:tblPrEx>
-          <w:tblCellMar>
-            <w:top w:w="0" w:type="dxa"/>
-            <w:bottom w:w="0" w:type="dxa"/>
-          </w:tblCellMar>
-        </w:tblPrEx>
         <w:tc>
           <w:tcPr>
             <w:tcW w:w="3120" w:type="dxa"/>
@@ -9255,12 +8858,6 @@
         </w:tc>
       </w:tr>
       <w:tr>
-        <w:tblPrEx>
-          <w:tblCellMar>
-            <w:top w:w="0" w:type="dxa"/>
-            <w:bottom w:w="0" w:type="dxa"/>
-          </w:tblCellMar>
-        </w:tblPrEx>
         <w:tc>
           <w:tcPr>
             <w:tcW w:w="3120" w:type="dxa"/>
@@ -9390,7 +8987,21 @@
         <w:rPr>
           <w:color w:val="4A5568"/>
         </w:rPr>
-        <w:t>Mobile Applications — Native iOS and Android applications for the Portal and Moodle, enabling offline content access and push notifications</w:t>
+        <w:t xml:space="preserve">Mobile Applications — Native iOS and Android applications for </w:t>
+      </w:r>
+      <w:proofErr w:type="gramStart"/>
+      <w:r>
+        <w:rPr>
+          <w:color w:val="4A5568"/>
+        </w:rPr>
+        <w:t>the Portal</w:t>
+      </w:r>
+      <w:proofErr w:type="gramEnd"/>
+      <w:r>
+        <w:rPr>
+          <w:color w:val="4A5568"/>
+        </w:rPr>
+        <w:t xml:space="preserve"> and Moodle, enabling offline content access and push notifications</w:t>
       </w:r>
     </w:p>
     <w:p>
@@ -9527,12 +9138,6 @@
         <w:gridCol w:w="9360"/>
       </w:tblGrid>
       <w:tr>
-        <w:tblPrEx>
-          <w:tblCellMar>
-            <w:top w:w="0" w:type="dxa"/>
-            <w:bottom w:w="0" w:type="dxa"/>
-          </w:tblCellMar>
-        </w:tblPrEx>
         <w:tc>
           <w:tcPr>
             <w:tcW w:w="0" w:type="auto"/>
@@ -9652,12 +9257,6 @@
         <w:gridCol w:w="9360"/>
       </w:tblGrid>
       <w:tr>
-        <w:tblPrEx>
-          <w:tblCellMar>
-            <w:top w:w="0" w:type="dxa"/>
-            <w:bottom w:w="0" w:type="dxa"/>
-          </w:tblCellMar>
-        </w:tblPrEx>
         <w:tc>
           <w:tcPr>
             <w:tcW w:w="0" w:type="auto"/>
@@ -9739,12 +9338,6 @@
         <w:gridCol w:w="6120"/>
       </w:tblGrid>
       <w:tr>
-        <w:tblPrEx>
-          <w:tblCellMar>
-            <w:top w:w="0" w:type="dxa"/>
-            <w:bottom w:w="0" w:type="dxa"/>
-          </w:tblCellMar>
-        </w:tblPrEx>
         <w:tc>
           <w:tcPr>
             <w:tcW w:w="3240" w:type="dxa"/>
@@ -9793,24 +9386,18 @@
             </w:tcMar>
           </w:tcPr>
           <w:p>
-            <w:r>
-              <w:rPr>
-                <w:color w:val="4A5568"/>
-                <w:sz w:val="21"/>
-                <w:szCs w:val="21"/>
-              </w:rPr>
-              <w:t>info@IU.ac.ug</w:t>
-            </w:r>
+            <w:hyperlink r:id="rId7" w:history="1">
+              <w:r>
+                <w:rPr>
+                  <w:rStyle w:val="Hyperlink"/>
+                </w:rPr>
+                <w:t>ashrafsoftwareguy@gmail.com</w:t>
+              </w:r>
+            </w:hyperlink>
           </w:p>
         </w:tc>
       </w:tr>
       <w:tr>
-        <w:tblPrEx>
-          <w:tblCellMar>
-            <w:top w:w="0" w:type="dxa"/>
-            <w:bottom w:w="0" w:type="dxa"/>
-          </w:tblCellMar>
-        </w:tblPrEx>
         <w:tc>
           <w:tcPr>
             <w:tcW w:w="3240" w:type="dxa"/>
@@ -9865,18 +9452,12 @@
                 <w:sz w:val="21"/>
                 <w:szCs w:val="21"/>
               </w:rPr>
-              <w:t>+256 800 123 456</w:t>
+              <w:t>+256 758 388 070</w:t>
             </w:r>
           </w:p>
         </w:tc>
       </w:tr>
       <w:tr>
-        <w:tblPrEx>
-          <w:tblCellMar>
-            <w:top w:w="0" w:type="dxa"/>
-            <w:bottom w:w="0" w:type="dxa"/>
-          </w:tblCellMar>
-        </w:tblPrEx>
         <w:tc>
           <w:tcPr>
             <w:tcW w:w="3240" w:type="dxa"/>
@@ -9931,18 +9512,20 @@
                 <w:sz w:val="21"/>
                 <w:szCs w:val="21"/>
               </w:rPr>
-              <w:t>P.O. Box 1234, Kampala, Uganda</w:t>
+              <w:t>Ibanda</w:t>
+            </w:r>
+            <w:r>
+              <w:rPr>
+                <w:color w:val="4A5568"/>
+                <w:sz w:val="21"/>
+                <w:szCs w:val="21"/>
+              </w:rPr>
+              <w:t>, Uganda</w:t>
             </w:r>
           </w:p>
         </w:tc>
       </w:tr>
       <w:tr>
-        <w:tblPrEx>
-          <w:tblCellMar>
-            <w:top w:w="0" w:type="dxa"/>
-            <w:bottom w:w="0" w:type="dxa"/>
-          </w:tblCellMar>
-        </w:tblPrEx>
         <w:tc>
           <w:tcPr>
             <w:tcW w:w="3240" w:type="dxa"/>
@@ -9992,23 +9575,12 @@
           </w:tcPr>
           <w:p>
             <w:r>
-              <w:rPr>
-                <w:color w:val="4A5568"/>
-                <w:sz w:val="21"/>
-                <w:szCs w:val="21"/>
-              </w:rPr>
-              <w:t>www.IU.ac.ug</w:t>
+              <w:t>https://ghostreaperuser-glitch.github.io/portfolio/</w:t>
             </w:r>
           </w:p>
         </w:tc>
       </w:tr>
       <w:tr>
-        <w:tblPrEx>
-          <w:tblCellMar>
-            <w:top w:w="0" w:type="dxa"/>
-            <w:bottom w:w="0" w:type="dxa"/>
-          </w:tblCellMar>
-        </w:tblPrEx>
         <w:tc>
           <w:tcPr>
             <w:tcW w:w="3240" w:type="dxa"/>
@@ -10059,23 +9631,12 @@
           </w:tcPr>
           <w:p>
             <w:r>
-              <w:rPr>
-                <w:color w:val="4A5568"/>
-                <w:sz w:val="21"/>
-                <w:szCs w:val="21"/>
-              </w:rPr>
-              <w:t>www.IU.ac.ug/portal</w:t>
+              <w:t>https://ghostreaperuser-glitch.github.io/portfolio/</w:t>
             </w:r>
           </w:p>
         </w:tc>
       </w:tr>
       <w:tr>
-        <w:tblPrEx>
-          <w:tblCellMar>
-            <w:top w:w="0" w:type="dxa"/>
-            <w:bottom w:w="0" w:type="dxa"/>
-          </w:tblCellMar>
-        </w:tblPrEx>
         <w:tc>
           <w:tcPr>
             <w:tcW w:w="3240" w:type="dxa"/>
@@ -10125,12 +9686,7 @@
           </w:tcPr>
           <w:p>
             <w:r>
-              <w:rPr>
-                <w:color w:val="4A5568"/>
-                <w:sz w:val="21"/>
-                <w:szCs w:val="21"/>
-              </w:rPr>
-              <w:t>www.IU.ac.ug/moodle</w:t>
+              <w:t>https://ghostreaperuser-glitch.github.io/portfolio/</w:t>
             </w:r>
           </w:p>
         </w:tc>
@@ -10176,8 +9732,8 @@
       </w:r>
     </w:p>
     <w:sectPr>
-      <w:headerReference w:type="default" r:id="rId7"/>
-      <w:footerReference w:type="default" r:id="rId8"/>
+      <w:headerReference w:type="default" r:id="rId8"/>
+      <w:footerReference w:type="default" r:id="rId9"/>
       <w:pgSz w:w="12240" w:h="15840"/>
       <w:pgMar w:top="1440" w:right="1440" w:bottom="1440" w:left="1440" w:header="708" w:footer="708" w:gutter="0"/>
       <w:cols w:space="720"/>
@@ -10222,6 +9778,14 @@
         <w:szCs w:val="18"/>
       </w:rPr>
       <w:t>Ibanda University</w:t>
+    </w:r>
+    <w:r>
+      <w:rPr>
+        <w:color w:val="4A5568"/>
+        <w:sz w:val="18"/>
+        <w:szCs w:val="18"/>
+      </w:rPr>
+      <w:t xml:space="preserve"> Proposal</w:t>
     </w:r>
     <w:r>
       <w:rPr>
@@ -10253,7 +9817,23 @@
         <w:sz w:val="18"/>
         <w:szCs w:val="18"/>
       </w:rPr>
-      <w:t xml:space="preserve"> info@IU.ac.ug </w:t>
+      <w:t xml:space="preserve"> </w:t>
+    </w:r>
+    <w:r>
+      <w:rPr>
+        <w:color w:val="4A5568"/>
+        <w:sz w:val="18"/>
+        <w:szCs w:val="18"/>
+      </w:rPr>
+      <w:t>https://ghostreaperuser-glitch.github.io/portfolio</w:t>
+    </w:r>
+    <w:r>
+      <w:rPr>
+        <w:color w:val="4A5568"/>
+        <w:sz w:val="18"/>
+        <w:szCs w:val="18"/>
+      </w:rPr>
+      <w:t xml:space="preserve"> </w:t>
     </w:r>
     <w:r>
       <w:rPr>
@@ -10285,7 +9865,23 @@
         <w:sz w:val="18"/>
         <w:szCs w:val="18"/>
       </w:rPr>
-      <w:t xml:space="preserve">+256 800 123 456        Page </w:t>
+      <w:t>+</w:t>
+    </w:r>
+    <w:r>
+      <w:rPr>
+        <w:color w:val="4A5568"/>
+        <w:sz w:val="18"/>
+        <w:szCs w:val="18"/>
+      </w:rPr>
+      <w:t>256 758 388 070</w:t>
+    </w:r>
+    <w:r>
+      <w:rPr>
+        <w:color w:val="4A5568"/>
+        <w:sz w:val="18"/>
+        <w:szCs w:val="18"/>
+      </w:rPr>
+      <w:t xml:space="preserve">        Page </w:t>
     </w:r>
     <w:r>
       <w:rPr>
@@ -10334,7 +9930,15 @@
         <w:sz w:val="18"/>
         <w:szCs w:val="18"/>
       </w:rPr>
-      <w:t xml:space="preserve">  of  </w:t>
+      <w:t>/</w:t>
+    </w:r>
+    <w:r>
+      <w:rPr>
+        <w:color w:val="4A5568"/>
+        <w:sz w:val="18"/>
+        <w:szCs w:val="18"/>
+      </w:rPr>
+      <w:t xml:space="preserve"> </w:t>
     </w:r>
     <w:r>
       <w:rPr>
@@ -11321,6 +10925,18 @@
     <w:uiPriority w:val="99"/>
     <w:rsid w:val="00D750F7"/>
   </w:style>
+  <w:style w:type="character" w:styleId="UnresolvedMention">
+    <w:name w:val="Unresolved Mention"/>
+    <w:basedOn w:val="DefaultParagraphFont"/>
+    <w:uiPriority w:val="99"/>
+    <w:semiHidden/>
+    <w:unhideWhenUsed/>
+    <w:rsid w:val="007C3FA5"/>
+    <w:rPr>
+      <w:color w:val="605E5C"/>
+      <w:shd w:val="clear" w:color="auto" w:fill="E1DFDD"/>
+    </w:rPr>
+  </w:style>
 </w:styles>
 </file>
 
